--- a/初二新练习册/初二秋季新练习册/原始版本/第二讲 运动进阶.docx
+++ b/初二新练习册/初二秋季新练习册/原始版本/第二讲 运动进阶.docx
@@ -3062,6 +3062,11 @@
       <w:pPr>
         <w:spacing w:line="360" w:lineRule="auto"/>
         <w:ind w:left="273" w:leftChars="130" w:right="0" w:firstLine="0" w:firstLineChars="0"/>
+        <w:rPr>
+          <w:rFonts w:hint="eastAsia" w:ascii="Times New Roman" w:hAnsi="Times New Roman" w:eastAsia="新宋体"/>
+          <w:sz w:val="21"/>
+          <w:szCs w:val="21"/>
+        </w:rPr>
       </w:pPr>
       <w:r>
         <w:rPr>
@@ -3113,6 +3118,17 @@
         </w:rPr>
         <w:t xml:space="preserve"> 。</w:t>
       </w:r>
+    </w:p>
+    <w:p>
+      <w:pPr>
+        <w:spacing w:line="360" w:lineRule="auto"/>
+        <w:ind w:left="273" w:leftChars="130" w:right="0" w:firstLine="0" w:firstLineChars="0"/>
+        <w:rPr>
+          <w:rFonts w:hint="eastAsia" w:ascii="Times New Roman" w:hAnsi="Times New Roman" w:eastAsia="新宋体"/>
+          <w:sz w:val="21"/>
+          <w:szCs w:val="21"/>
+        </w:rPr>
+      </w:pPr>
     </w:p>
     <w:p>
       <w:pPr>
@@ -3154,14 +3170,13 @@
     <w:p>
       <w:pPr>
         <w:numPr>
+          <w:ilvl w:val="0"/>
           <w:numId w:val="0"/>
         </w:numPr>
         <w:spacing w:line="360" w:lineRule="auto"/>
         <w:ind w:left="2940" w:leftChars="0" w:firstLine="420" w:firstLineChars="0"/>
         <w:jc w:val="both"/>
       </w:pPr>
-      <w:bookmarkStart w:id="0" w:name="_GoBack"/>
-      <w:bookmarkEnd w:id="0"/>
       <w:r>
         <w:rPr>
           <w:rFonts w:hint="eastAsia" w:ascii="Times New Roman" w:hAnsi="Times New Roman" w:eastAsia="新宋体"/>
@@ -18450,6 +18465,14 @@
     <w:p>
       <w:pPr>
         <w:spacing w:line="360" w:lineRule="auto"/>
+        <w:ind w:left="273" w:leftChars="130" w:right="0" w:firstLine="0" w:firstLineChars="0"/>
+        <w:rPr>
+          <w:rFonts w:hint="eastAsia" w:ascii="Times New Roman" w:hAnsi="Times New Roman" w:eastAsia="新宋体"/>
+          <w:color w:val="0000FF"/>
+          <w:sz w:val="21"/>
+          <w:szCs w:val="21"/>
+          <w:lang w:eastAsia="zh-CN"/>
+        </w:rPr>
       </w:pPr>
       <w:r>
         <w:rPr>
@@ -18460,6 +18483,49 @@
         </w:rPr>
         <w:t>声明：试题解析著作权属菁优网所有，未经书面同意，不得复制发布日期：2026/5/6 14:39:10；用户：15915845059；邮箱：15915845059；学号：25300373</w:t>
       </w:r>
+      <w:r>
+        <w:rPr>
+          <w:rFonts w:hint="eastAsia" w:ascii="Times New Roman" w:hAnsi="Times New Roman" w:eastAsia="新宋体"/>
+          <w:color w:val="0000FF"/>
+          <w:sz w:val="21"/>
+          <w:szCs w:val="21"/>
+          <w:lang w:eastAsia="zh-CN"/>
+        </w:rPr>
+        <w:t>【</w:t>
+      </w:r>
+      <w:r>
+        <w:rPr>
+          <w:rFonts w:hint="eastAsia" w:ascii="Times New Roman" w:hAnsi="Times New Roman" w:eastAsia="新宋体"/>
+          <w:color w:val="0000FF"/>
+          <w:sz w:val="21"/>
+          <w:szCs w:val="21"/>
+          <w:lang w:val="en-US" w:eastAsia="zh-CN"/>
+        </w:rPr>
+        <w:t>增加配速、删掉计算答题、去除部分图像-找易错的、速度估算</w:t>
+      </w:r>
+      <w:r>
+        <w:rPr>
+          <w:rFonts w:hint="eastAsia" w:ascii="Times New Roman" w:hAnsi="Times New Roman" w:eastAsia="新宋体"/>
+          <w:color w:val="0000FF"/>
+          <w:sz w:val="21"/>
+          <w:szCs w:val="21"/>
+          <w:lang w:eastAsia="zh-CN"/>
+        </w:rPr>
+        <w:t>】</w:t>
+      </w:r>
+    </w:p>
+    <w:p>
+      <w:pPr>
+        <w:spacing w:line="360" w:lineRule="auto"/>
+        <w:rPr>
+          <w:rFonts w:hint="eastAsia" w:ascii="Times New Roman" w:hAnsi="Times New Roman" w:eastAsia="新宋体"/>
+          <w:color w:val="FFFFFF"/>
+          <w:sz w:val="1"/>
+          <w:szCs w:val="1"/>
+        </w:rPr>
+      </w:pPr>
+      <w:bookmarkStart w:id="0" w:name="_GoBack"/>
+      <w:bookmarkEnd w:id="0"/>
     </w:p>
     <w:sectPr>
       <w:footerReference r:id="rId3" w:type="default"/>
@@ -18764,7 +18830,7 @@
     <w:lsdException w:qFormat="1" w:unhideWhenUsed="0" w:uiPriority="10" w:semiHidden="0" w:name="Title"/>
     <w:lsdException w:uiPriority="99" w:name="Closing"/>
     <w:lsdException w:uiPriority="99" w:name="Signature"/>
-    <w:lsdException w:uiPriority="1" w:name="Default Paragraph Font"/>
+    <w:lsdException w:qFormat="1" w:uiPriority="1" w:name="Default Paragraph Font"/>
     <w:lsdException w:uiPriority="99" w:name="Body Text"/>
     <w:lsdException w:uiPriority="99" w:name="Body Text Indent"/>
     <w:lsdException w:uiPriority="99" w:name="List Continue"/>
@@ -18970,6 +19036,7 @@
     <w:name w:val="Default Paragraph Font"/>
     <w:semiHidden/>
     <w:unhideWhenUsed/>
+    <w:qFormat/>
     <w:uiPriority w:val="1"/>
   </w:style>
   <w:style w:type="table" w:default="1" w:styleId="6">
